--- a/public/files/lease-termination-notice/lease-termination-notice.docx
+++ b/public/files/lease-termination-notice/lease-termination-notice.docx
@@ -4,7 +4,7 @@
   <w:body>
     <w:p>
       <w:pPr>
-        <w:spacing w:after="34" w:before="0" w:line="312" w:lineRule="auto"/>
+        <w:spacing w:after="40" w:before="0" w:line="312" w:lineRule="auto"/>
         <w:jc w:val="center"/>
       </w:pPr>
       <w:r>
@@ -19,7 +19,7 @@
     </w:p>
     <w:p>
       <w:pPr>
-        <w:spacing w:after="85" w:before="0" w:line="312" w:lineRule="auto"/>
+        <w:spacing w:after="100" w:before="0" w:line="312" w:lineRule="auto"/>
         <w:jc w:val="left"/>
         <w:pBdr>
           <w:bottom w:val="single" w:sz="14" w:space="2" w:color="24384F"/>
@@ -35,7 +35,7 @@
     </w:p>
     <w:p>
       <w:pPr>
-        <w:spacing w:after="34" w:before="68" w:line="312" w:lineRule="auto"/>
+        <w:spacing w:after="40" w:before="80" w:line="312" w:lineRule="auto"/>
         <w:jc w:val="left"/>
         <w:pBdr>
           <w:bottom w:val="single" w:sz="6" w:space="2" w:color="C9D2DD"/>
@@ -76,7 +76,7 @@
       </w:tblGrid>
       <w:tr>
         <w:trPr>
-          <w:trHeight w:val="385" w:hRule="atLeast"/>
+          <w:trHeight w:val="453" w:hRule="atLeast"/>
         </w:trPr>
         <w:tc>
           <w:tcPr>
@@ -191,7 +191,7 @@
       </w:tr>
       <w:tr>
         <w:trPr>
-          <w:trHeight w:val="385" w:hRule="atLeast"/>
+          <w:trHeight w:val="453" w:hRule="atLeast"/>
         </w:trPr>
         <w:tc>
           <w:tcPr>
@@ -252,7 +252,7 @@
       </w:tr>
       <w:tr>
         <w:trPr>
-          <w:trHeight w:val="385" w:hRule="atLeast"/>
+          <w:trHeight w:val="453" w:hRule="atLeast"/>
         </w:trPr>
         <w:tc>
           <w:tcPr>
@@ -367,7 +367,7 @@
       </w:tr>
       <w:tr>
         <w:trPr>
-          <w:trHeight w:val="385" w:hRule="atLeast"/>
+          <w:trHeight w:val="453" w:hRule="atLeast"/>
         </w:trPr>
         <w:tc>
           <w:tcPr>
@@ -429,7 +429,7 @@
     </w:tbl>
     <w:p>
       <w:pPr>
-        <w:spacing w:after="34" w:before="0" w:line="312" w:lineRule="auto"/>
+        <w:spacing w:after="40" w:before="0" w:line="312" w:lineRule="auto"/>
         <w:jc w:val="left"/>
       </w:pPr>
       <w:r>
@@ -442,7 +442,7 @@
     </w:p>
     <w:p>
       <w:pPr>
-        <w:spacing w:after="34" w:before="68" w:line="312" w:lineRule="auto"/>
+        <w:spacing w:after="40" w:before="80" w:line="312" w:lineRule="auto"/>
         <w:jc w:val="left"/>
         <w:pBdr>
           <w:bottom w:val="single" w:sz="6" w:space="2" w:color="C9D2DD"/>
@@ -483,7 +483,7 @@
       </w:tblGrid>
       <w:tr>
         <w:trPr>
-          <w:trHeight w:val="385" w:hRule="atLeast"/>
+          <w:trHeight w:val="453" w:hRule="atLeast"/>
         </w:trPr>
         <w:tc>
           <w:tcPr>
@@ -544,7 +544,7 @@
       </w:tr>
       <w:tr>
         <w:trPr>
-          <w:trHeight w:val="385" w:hRule="atLeast"/>
+          <w:trHeight w:val="453" w:hRule="atLeast"/>
         </w:trPr>
         <w:tc>
           <w:tcPr>
@@ -659,7 +659,7 @@
       </w:tr>
       <w:tr>
         <w:trPr>
-          <w:trHeight w:val="385" w:hRule="atLeast"/>
+          <w:trHeight w:val="453" w:hRule="atLeast"/>
         </w:trPr>
         <w:tc>
           <w:tcPr>
@@ -774,7 +774,7 @@
       </w:tr>
       <w:tr>
         <w:trPr>
-          <w:trHeight w:val="385" w:hRule="atLeast"/>
+          <w:trHeight w:val="453" w:hRule="atLeast"/>
         </w:trPr>
         <w:tc>
           <w:tcPr>
@@ -891,7 +891,7 @@
     </w:tbl>
     <w:p>
       <w:pPr>
-        <w:spacing w:after="34" w:before="0" w:line="312" w:lineRule="auto"/>
+        <w:spacing w:after="40" w:before="0" w:line="312" w:lineRule="auto"/>
         <w:jc w:val="left"/>
       </w:pPr>
       <w:r>
@@ -904,7 +904,7 @@
     </w:p>
     <w:p>
       <w:pPr>
-        <w:spacing w:after="34" w:before="68" w:line="312" w:lineRule="auto"/>
+        <w:spacing w:after="40" w:before="80" w:line="312" w:lineRule="auto"/>
         <w:jc w:val="left"/>
         <w:pBdr>
           <w:bottom w:val="single" w:sz="6" w:space="2" w:color="C9D2DD"/>
@@ -931,7 +931,7 @@
     </w:p>
     <w:p>
       <w:pPr>
-        <w:spacing w:after="68" w:before="0" w:line="312" w:lineRule="auto"/>
+        <w:spacing w:after="80" w:before="0" w:line="312" w:lineRule="auto"/>
         <w:jc w:val="left"/>
       </w:pPr>
       <w:r>
@@ -945,7 +945,7 @@
     </w:p>
     <w:p>
       <w:pPr>
-        <w:spacing w:after="34" w:before="0" w:line="312" w:lineRule="auto"/>
+        <w:spacing w:after="40" w:before="0" w:line="312" w:lineRule="auto"/>
         <w:jc w:val="left"/>
       </w:pPr>
       <w:r>
@@ -971,7 +971,7 @@
       </w:tblGrid>
       <w:tr>
         <w:trPr>
-          <w:trHeight w:val="1927" w:hRule="atLeast"/>
+          <w:trHeight w:val="2268" w:hRule="atLeast"/>
         </w:trPr>
         <w:tc>
           <w:tcPr>
@@ -994,7 +994,7 @@
               <w:rPr>
                 <w:rFonts w:ascii="Malgun Gothic" w:hAnsi="Malgun Gothic" w:eastAsia="Malgun Gothic" w:cs="Malgun Gothic"/>
                 <w:b w:val="0"/>
-                <w:sz w:val="20"/>
+                <w:sz w:val="19"/>
               </w:rPr>
             </w:r>
           </w:p>
@@ -1003,7 +1003,7 @@
     </w:tbl>
     <w:p>
       <w:pPr>
-        <w:spacing w:after="34" w:before="0" w:line="312" w:lineRule="auto"/>
+        <w:spacing w:after="40" w:before="0" w:line="312" w:lineRule="auto"/>
         <w:jc w:val="left"/>
       </w:pPr>
       <w:r>
@@ -1016,7 +1016,7 @@
     </w:p>
     <w:p>
       <w:pPr>
-        <w:spacing w:after="34" w:before="68" w:line="312" w:lineRule="auto"/>
+        <w:spacing w:after="40" w:before="80" w:line="312" w:lineRule="auto"/>
         <w:jc w:val="left"/>
         <w:pBdr>
           <w:bottom w:val="single" w:sz="6" w:space="2" w:color="C9D2DD"/>
@@ -1057,7 +1057,7 @@
       </w:tblGrid>
       <w:tr>
         <w:trPr>
-          <w:trHeight w:val="385" w:hRule="atLeast"/>
+          <w:trHeight w:val="453" w:hRule="atLeast"/>
         </w:trPr>
         <w:tc>
           <w:tcPr>
@@ -1172,7 +1172,7 @@
       </w:tr>
       <w:tr>
         <w:trPr>
-          <w:trHeight w:val="385" w:hRule="atLeast"/>
+          <w:trHeight w:val="453" w:hRule="atLeast"/>
         </w:trPr>
         <w:tc>
           <w:tcPr>
@@ -1233,7 +1233,7 @@
       </w:tr>
       <w:tr>
         <w:trPr>
-          <w:trHeight w:val="385" w:hRule="atLeast"/>
+          <w:trHeight w:val="453" w:hRule="atLeast"/>
         </w:trPr>
         <w:tc>
           <w:tcPr>
@@ -1350,7 +1350,7 @@
     </w:tbl>
     <w:p>
       <w:pPr>
-        <w:spacing w:after="34" w:before="0" w:line="312" w:lineRule="auto"/>
+        <w:spacing w:after="40" w:before="0" w:line="312" w:lineRule="auto"/>
         <w:jc w:val="left"/>
       </w:pPr>
       <w:r>
@@ -1363,7 +1363,7 @@
     </w:p>
     <w:p>
       <w:pPr>
-        <w:spacing w:after="68" w:before="0" w:line="312" w:lineRule="auto"/>
+        <w:spacing w:after="80" w:before="0" w:line="312" w:lineRule="auto"/>
         <w:jc w:val="center"/>
       </w:pPr>
       <w:r>
@@ -1377,7 +1377,7 @@
     </w:p>
     <w:p>
       <w:pPr>
-        <w:spacing w:after="68" w:before="68" w:line="312" w:lineRule="auto"/>
+        <w:spacing w:after="80" w:before="80" w:line="312" w:lineRule="auto"/>
         <w:jc w:val="center"/>
       </w:pPr>
       <w:r>
@@ -1391,7 +1391,7 @@
     </w:p>
     <w:p>
       <w:pPr>
-        <w:spacing w:after="68" w:before="0" w:line="312" w:lineRule="auto"/>
+        <w:spacing w:after="80" w:before="0" w:line="312" w:lineRule="auto"/>
         <w:jc w:val="right"/>
       </w:pPr>
       <w:r>
@@ -1405,7 +1405,7 @@
     </w:p>
     <w:p>
       <w:pPr>
-        <w:spacing w:after="0" w:before="51" w:line="312" w:lineRule="auto"/>
+        <w:spacing w:after="0" w:before="60" w:line="312" w:lineRule="auto"/>
         <w:jc w:val="left"/>
       </w:pPr>
       <w:r>
